--- a/protection_of_computer_networks/3/Ковалев Д.П. ВКБ43 3 лаба.docx
+++ b/protection_of_computer_networks/3/Ковалев Д.П. ВКБ43 3 лаба.docx
@@ -595,37 +595,55 @@
         <w:t xml:space="preserve"> вместе с </w:t>
       </w:r>
       <w:r>
-        <w:t>Parallels</w:t>
-      </w:r>
-      <w:r>
-        <w:rPr>
-          <w:lang w:val="ru-RU"/>
-        </w:rPr>
-        <w:t xml:space="preserve">. Архитектура </w:t>
-      </w:r>
-      <w:r>
-        <w:t>Linux</w:t>
-      </w:r>
-      <w:r>
-        <w:rPr>
-          <w:lang w:val="ru-RU"/>
-        </w:rPr>
-        <w:t xml:space="preserve"> - </w:t>
-      </w:r>
-      <w:r>
-        <w:t>arm</w:t>
-      </w:r>
-      <w:r>
-        <w:rPr>
-          <w:lang w:val="ru-RU"/>
-        </w:rPr>
-        <w:t>64</w:t>
-      </w:r>
-      <w:r>
-        <w:rPr>
-          <w:lang w:val="ru-RU"/>
-        </w:rPr>
-        <w:t xml:space="preserve">, официальный релиз установки </w:t>
+        <w:t>UTM</w:t>
+      </w:r>
+      <w:r>
+        <w:rPr>
+          <w:lang w:val="ru-RU"/>
+        </w:rPr>
+        <w:t xml:space="preserve"> </w:t>
+      </w:r>
+      <w:r>
+        <w:rPr>
+          <w:lang w:val="ru-RU"/>
+        </w:rPr>
+        <w:t xml:space="preserve">для эмуляции </w:t>
+      </w:r>
+      <w:r>
+        <w:t>x</w:t>
+      </w:r>
+      <w:r>
+        <w:rPr>
+          <w:lang w:val="ru-RU"/>
+        </w:rPr>
+        <w:t>64/</w:t>
+      </w:r>
+      <w:r>
+        <w:t>x</w:t>
+      </w:r>
+      <w:r>
+        <w:rPr>
+          <w:lang w:val="ru-RU"/>
+        </w:rPr>
+        <w:t>86</w:t>
+      </w:r>
+      <w:r>
+        <w:rPr>
+          <w:lang w:val="ru-RU"/>
+        </w:rPr>
+        <w:t xml:space="preserve">. </w:t>
+      </w:r>
+      <w:r>
+        <w:rPr>
+          <w:lang w:val="ru-RU"/>
+        </w:rPr>
+        <w:t>О</w:t>
+      </w:r>
+      <w:r>
+        <w:rPr>
+          <w:lang w:val="ru-RU"/>
+        </w:rPr>
+        <w:t xml:space="preserve">фициальный релиз установки </w:t>
       </w:r>
       <w:r>
         <w:t>ALT</w:t>
@@ -1211,6 +1229,380 @@
           <w:lang w:val="ru-RU"/>
         </w:rPr>
       </w:pPr>
+      <w:r>
+        <w:rPr>
+          <w:bCs/>
+          <w:szCs w:val="21"/>
+          <w:lang w:val="ru-RU"/>
+        </w:rPr>
+        <w:lastRenderedPageBreak/>
+        <w:tab/>
+        <w:t>Чтобы скачать нужное, то переходим по ссылке, которая представлена здесь</w:t>
+      </w:r>
+      <w:r>
+        <w:rPr>
+          <w:bCs/>
+          <w:szCs w:val="21"/>
+          <w:lang w:val="ru-RU"/>
+        </w:rPr>
+        <w:t xml:space="preserve">: </w:t>
+      </w:r>
+      <w:hyperlink r:id="rId13" w:history="1">
+        <w:r>
+          <w:rPr>
+            <w:rStyle w:val="aff8"/>
+            <w:bCs/>
+            <w:szCs w:val="21"/>
+          </w:rPr>
+          <w:t>https</w:t>
+        </w:r>
+        <w:r>
+          <w:rPr>
+            <w:rStyle w:val="aff8"/>
+            <w:bCs/>
+            <w:szCs w:val="21"/>
+            <w:lang w:val="ru-RU"/>
+          </w:rPr>
+          <w:t>://</w:t>
+        </w:r>
+        <w:proofErr w:type="spellStart"/>
+        <w:r>
+          <w:rPr>
+            <w:rStyle w:val="aff8"/>
+            <w:bCs/>
+            <w:szCs w:val="21"/>
+          </w:rPr>
+          <w:t>securitycode</w:t>
+        </w:r>
+        <w:proofErr w:type="spellEnd"/>
+        <w:r>
+          <w:rPr>
+            <w:rStyle w:val="aff8"/>
+            <w:bCs/>
+            <w:szCs w:val="21"/>
+            <w:lang w:val="ru-RU"/>
+          </w:rPr>
+          <w:t>.</w:t>
+        </w:r>
+        <w:proofErr w:type="spellStart"/>
+        <w:r>
+          <w:rPr>
+            <w:rStyle w:val="aff8"/>
+            <w:bCs/>
+            <w:szCs w:val="21"/>
+          </w:rPr>
+          <w:t>ru</w:t>
+        </w:r>
+        <w:proofErr w:type="spellEnd"/>
+        <w:r>
+          <w:rPr>
+            <w:rStyle w:val="aff8"/>
+            <w:bCs/>
+            <w:szCs w:val="21"/>
+            <w:lang w:val="ru-RU"/>
+          </w:rPr>
+          <w:t>/</w:t>
+        </w:r>
+        <w:r>
+          <w:rPr>
+            <w:rStyle w:val="aff8"/>
+            <w:bCs/>
+            <w:szCs w:val="21"/>
+          </w:rPr>
+          <w:t>download</w:t>
+        </w:r>
+        <w:r>
+          <w:rPr>
+            <w:rStyle w:val="aff8"/>
+            <w:bCs/>
+            <w:szCs w:val="21"/>
+            <w:lang w:val="ru-RU"/>
+          </w:rPr>
+          <w:t>_</w:t>
+        </w:r>
+        <w:r>
+          <w:rPr>
+            <w:rStyle w:val="aff8"/>
+            <w:bCs/>
+            <w:szCs w:val="21"/>
+          </w:rPr>
+          <w:t>center</w:t>
+        </w:r>
+        <w:r>
+          <w:rPr>
+            <w:rStyle w:val="aff8"/>
+            <w:bCs/>
+            <w:szCs w:val="21"/>
+            <w:lang w:val="ru-RU"/>
+          </w:rPr>
+          <w:t>/</w:t>
+        </w:r>
+        <w:r>
+          <w:rPr>
+            <w:rStyle w:val="aff8"/>
+            <w:bCs/>
+            <w:szCs w:val="21"/>
+          </w:rPr>
+          <w:t>auth</w:t>
+        </w:r>
+        <w:r>
+          <w:rPr>
+            <w:rStyle w:val="aff8"/>
+            <w:bCs/>
+            <w:szCs w:val="21"/>
+            <w:lang w:val="ru-RU"/>
+          </w:rPr>
+          <w:t>/?</w:t>
+        </w:r>
+        <w:r>
+          <w:rPr>
+            <w:rStyle w:val="aff8"/>
+            <w:bCs/>
+            <w:szCs w:val="21"/>
+          </w:rPr>
+          <w:t>back</w:t>
+        </w:r>
+        <w:r>
+          <w:rPr>
+            <w:rStyle w:val="aff8"/>
+            <w:bCs/>
+            <w:szCs w:val="21"/>
+            <w:lang w:val="ru-RU"/>
+          </w:rPr>
+          <w:t>_</w:t>
+        </w:r>
+        <w:proofErr w:type="spellStart"/>
+        <w:r>
+          <w:rPr>
+            <w:rStyle w:val="aff8"/>
+            <w:bCs/>
+            <w:szCs w:val="21"/>
+          </w:rPr>
+          <w:t>url</w:t>
+        </w:r>
+        <w:proofErr w:type="spellEnd"/>
+        <w:r>
+          <w:rPr>
+            <w:rStyle w:val="aff8"/>
+            <w:bCs/>
+            <w:szCs w:val="21"/>
+            <w:lang w:val="ru-RU"/>
+          </w:rPr>
+          <w:t>=</w:t>
+        </w:r>
+        <w:r>
+          <w:rPr>
+            <w:rStyle w:val="aff8"/>
+            <w:bCs/>
+            <w:szCs w:val="21"/>
+          </w:rPr>
+          <w:t>https</w:t>
+        </w:r>
+        <w:r>
+          <w:rPr>
+            <w:rStyle w:val="aff8"/>
+            <w:bCs/>
+            <w:szCs w:val="21"/>
+            <w:lang w:val="ru-RU"/>
+          </w:rPr>
+          <w:t>://</w:t>
+        </w:r>
+        <w:proofErr w:type="spellStart"/>
+        <w:r>
+          <w:rPr>
+            <w:rStyle w:val="aff8"/>
+            <w:bCs/>
+            <w:szCs w:val="21"/>
+          </w:rPr>
+          <w:t>securitycode</w:t>
+        </w:r>
+        <w:proofErr w:type="spellEnd"/>
+        <w:r>
+          <w:rPr>
+            <w:rStyle w:val="aff8"/>
+            <w:bCs/>
+            <w:szCs w:val="21"/>
+            <w:lang w:val="ru-RU"/>
+          </w:rPr>
+          <w:t>.</w:t>
+        </w:r>
+        <w:proofErr w:type="spellStart"/>
+        <w:r>
+          <w:rPr>
+            <w:rStyle w:val="aff8"/>
+            <w:bCs/>
+            <w:szCs w:val="21"/>
+          </w:rPr>
+          <w:t>ru</w:t>
+        </w:r>
+        <w:proofErr w:type="spellEnd"/>
+        <w:r>
+          <w:rPr>
+            <w:rStyle w:val="aff8"/>
+            <w:bCs/>
+            <w:szCs w:val="21"/>
+            <w:lang w:val="ru-RU"/>
+          </w:rPr>
+          <w:t>/</w:t>
+        </w:r>
+        <w:r>
+          <w:rPr>
+            <w:rStyle w:val="aff8"/>
+            <w:bCs/>
+            <w:szCs w:val="21"/>
+          </w:rPr>
+          <w:t>download</w:t>
+        </w:r>
+        <w:r>
+          <w:rPr>
+            <w:rStyle w:val="aff8"/>
+            <w:bCs/>
+            <w:szCs w:val="21"/>
+            <w:lang w:val="ru-RU"/>
+          </w:rPr>
+          <w:t>_</w:t>
+        </w:r>
+        <w:r>
+          <w:rPr>
+            <w:rStyle w:val="aff8"/>
+            <w:bCs/>
+            <w:szCs w:val="21"/>
+          </w:rPr>
+          <w:t>center</w:t>
+        </w:r>
+        <w:r>
+          <w:rPr>
+            <w:rStyle w:val="aff8"/>
+            <w:bCs/>
+            <w:szCs w:val="21"/>
+            <w:lang w:val="ru-RU"/>
+          </w:rPr>
+          <w:t>?</w:t>
+        </w:r>
+        <w:r>
+          <w:rPr>
+            <w:rStyle w:val="aff8"/>
+            <w:bCs/>
+            <w:szCs w:val="21"/>
+          </w:rPr>
+          <w:t>files</w:t>
+        </w:r>
+        <w:r>
+          <w:rPr>
+            <w:rStyle w:val="aff8"/>
+            <w:bCs/>
+            <w:szCs w:val="21"/>
+            <w:lang w:val="ru-RU"/>
+          </w:rPr>
+          <w:t>=153331</w:t>
+        </w:r>
+      </w:hyperlink>
+      <w:r>
+        <w:rPr>
+          <w:bCs/>
+          <w:szCs w:val="21"/>
+          <w:lang w:val="ru-RU"/>
+        </w:rPr>
+        <w:br/>
+      </w:r>
+      <w:r>
+        <w:rPr>
+          <w:bCs/>
+          <w:szCs w:val="21"/>
+          <w:lang w:val="ru-RU"/>
+        </w:rPr>
+        <w:tab/>
+      </w:r>
+      <w:r>
+        <w:rPr>
+          <w:bCs/>
+          <w:szCs w:val="21"/>
+          <w:lang w:val="ru-RU"/>
+        </w:rPr>
+        <w:t xml:space="preserve">Теперь </w:t>
+      </w:r>
+      <w:r>
+        <w:rPr>
+          <w:bCs/>
+          <w:szCs w:val="21"/>
+          <w:lang w:val="ru-RU"/>
+        </w:rPr>
+        <w:t xml:space="preserve">нам нужно скачать зависимости некоторые. Команда и результат представлены ниже на рисунке 5. </w:t>
+      </w:r>
+    </w:p>
+    <w:p>
+      <w:pPr>
+        <w:spacing w:before="240" w:after="120"/>
+        <w:ind w:firstLine="0"/>
+        <w:jc w:val="center"/>
+        <w:rPr>
+          <w:bCs/>
+          <w:szCs w:val="21"/>
+          <w:lang w:val="ru-RU"/>
+        </w:rPr>
+      </w:pPr>
+      <w:r>
+        <w:rPr>
+          <w:bCs/>
+          <w:szCs w:val="21"/>
+          <w:lang w:val="ru-RU"/>
+        </w:rPr>
+        <w:drawing>
+          <wp:inline distT="0" distB="0" distL="0" distR="0" wp14:anchorId="6ECBD0E2" wp14:editId="1352B45B">
+            <wp:extent cx="6152515" cy="2008505"/>
+            <wp:effectExtent l="0" t="0" r="0" b="0"/>
+            <wp:docPr id="431423972" name="Рисунок 1"/>
+            <wp:cNvGraphicFramePr>
+              <a:graphicFrameLocks xmlns:a="http://schemas.openxmlformats.org/drawingml/2006/main" noChangeAspect="1"/>
+            </wp:cNvGraphicFramePr>
+            <a:graphic xmlns:a="http://schemas.openxmlformats.org/drawingml/2006/main">
+              <a:graphicData uri="http://schemas.openxmlformats.org/drawingml/2006/picture">
+                <pic:pic xmlns:pic="http://schemas.openxmlformats.org/drawingml/2006/picture">
+                  <pic:nvPicPr>
+                    <pic:cNvPr id="431423972" name=""/>
+                    <pic:cNvPicPr/>
+                  </pic:nvPicPr>
+                  <pic:blipFill>
+                    <a:blip r:embed="rId14"/>
+                    <a:stretch>
+                      <a:fillRect/>
+                    </a:stretch>
+                  </pic:blipFill>
+                  <pic:spPr>
+                    <a:xfrm>
+                      <a:off x="0" y="0"/>
+                      <a:ext cx="6152515" cy="2008505"/>
+                    </a:xfrm>
+                    <a:prstGeom prst="rect">
+                      <a:avLst/>
+                    </a:prstGeom>
+                  </pic:spPr>
+                </pic:pic>
+              </a:graphicData>
+            </a:graphic>
+          </wp:inline>
+        </w:drawing>
+      </w:r>
+    </w:p>
+    <w:p>
+      <w:pPr>
+        <w:spacing w:before="240" w:after="120"/>
+        <w:ind w:firstLine="0"/>
+        <w:jc w:val="center"/>
+        <w:rPr>
+          <w:bCs/>
+          <w:szCs w:val="21"/>
+          <w:lang w:val="ru-RU"/>
+        </w:rPr>
+      </w:pPr>
+      <w:r>
+        <w:rPr>
+          <w:bCs/>
+          <w:szCs w:val="21"/>
+          <w:lang w:val="ru-RU"/>
+        </w:rPr>
+        <w:t>Рисунок 5 - скачивание нужных зависимостей</w:t>
+      </w:r>
     </w:p>
     <w:p>
       <w:pPr>
@@ -1228,6 +1620,18 @@
       <w:pPr>
         <w:spacing w:before="240" w:after="120"/>
         <w:ind w:firstLine="0"/>
+        <w:jc w:val="both"/>
+        <w:rPr>
+          <w:bCs/>
+          <w:szCs w:val="21"/>
+          <w:lang w:val="ru-RU"/>
+        </w:rPr>
+      </w:pPr>
+    </w:p>
+    <w:p>
+      <w:pPr>
+        <w:spacing w:before="240" w:after="120"/>
+        <w:ind w:firstLine="0"/>
         <w:jc w:val="center"/>
         <w:rPr>
           <w:lang w:val="ru-RU"/>
@@ -1562,6 +1966,7 @@
           <w:color w:val="101010"/>
           <w:sz w:val="20"/>
         </w:rPr>
+        <w:lastRenderedPageBreak/>
         <w:t xml:space="preserve">    127.0.0.0/8;</w:t>
       </w:r>
     </w:p>
@@ -2011,7 +2416,6 @@
         <w:rPr>
           <w:lang w:val="ru-RU"/>
         </w:rPr>
-        <w:lastRenderedPageBreak/>
         <w:t>Локальные зоны объявлены в /</w:t>
       </w:r>
       <w:proofErr w:type="spellStart"/>
@@ -2380,6 +2784,7 @@
         <w:rPr>
           <w:lang w:val="ru-RU"/>
         </w:rPr>
+        <w:lastRenderedPageBreak/>
         <w:t xml:space="preserve">Файл данных прямой зоны </w:t>
       </w:r>
       <w:proofErr w:type="gramStart"/>
@@ -3040,7 +3445,6 @@
           <w:color w:val="101010"/>
           <w:sz w:val="20"/>
         </w:rPr>
-        <w:lastRenderedPageBreak/>
         <w:t xml:space="preserve"> </w:t>
       </w:r>
     </w:p>
@@ -3548,6 +3952,7 @@
           <w:color w:val="101010"/>
           <w:sz w:val="20"/>
         </w:rPr>
+        <w:lastRenderedPageBreak/>
         <w:t>@       IN      NS      ns.example.local.</w:t>
       </w:r>
     </w:p>
@@ -4139,7 +4544,6 @@
           <w:color w:val="101010"/>
           <w:sz w:val="20"/>
         </w:rPr>
-        <w:lastRenderedPageBreak/>
         <w:t># host: dns</w:t>
       </w:r>
     </w:p>
@@ -4704,6 +5108,7 @@
           <w:color w:val="101010"/>
           <w:sz w:val="20"/>
         </w:rPr>
+        <w:lastRenderedPageBreak/>
         <w:t xml:space="preserve">udp   UNCONN 0      0        172.30.0.10:53         0.0.0.0:*          </w:t>
       </w:r>
     </w:p>
@@ -5222,7 +5627,6 @@
           <w:color w:val="101010"/>
           <w:sz w:val="20"/>
         </w:rPr>
-        <w:lastRenderedPageBreak/>
         <w:t xml:space="preserve">tcp   LISTEN 0      10       172.30.0.10:53         0.0.0.0:*          </w:t>
       </w:r>
     </w:p>
@@ -5555,6 +5959,7 @@
         <w:rPr>
           <w:lang w:val="ru-RU"/>
         </w:rPr>
+        <w:lastRenderedPageBreak/>
         <w:t xml:space="preserve">Мягкая перезагрузка конфигурации без потери активных запросов — на </w:t>
       </w:r>
       <w:r>
@@ -20601,7 +21006,7 @@
       </w:r>
     </w:p>
     <w:sectPr>
-      <w:footerReference w:type="first" r:id="rId13"/>
+      <w:footerReference w:type="first" r:id="rId15"/>
       <w:pgSz w:w="12240" w:h="15840"/>
       <w:pgMar w:top="1134" w:right="850" w:bottom="1134" w:left="1701" w:header="720" w:footer="720" w:gutter="0"/>
       <w:cols w:space="720"/>
@@ -32280,6 +32685,29 @@
       </w:tcPr>
     </w:tblStylePr>
   </w:style>
+  <w:style w:type="character" w:styleId="aff8">
+    <w:name w:val="Hyperlink"/>
+    <w:basedOn w:val="a2"/>
+    <w:uiPriority w:val="99"/>
+    <w:unhideWhenUsed/>
+    <w:rsid w:val="00D44621"/>
+    <w:rPr>
+      <w:color w:val="0000FF" w:themeColor="hyperlink"/>
+      <w:u w:val="single"/>
+    </w:rPr>
+  </w:style>
+  <w:style w:type="character" w:styleId="aff9">
+    <w:name w:val="Unresolved Mention"/>
+    <w:basedOn w:val="a2"/>
+    <w:uiPriority w:val="99"/>
+    <w:semiHidden/>
+    <w:unhideWhenUsed/>
+    <w:rsid w:val="00D44621"/>
+    <w:rPr>
+      <w:color w:val="605E5C"/>
+      <w:shd w:val="clear" w:color="auto" w:fill="E1DFDD"/>
+    </w:rPr>
+  </w:style>
 </w:styles>
 </file>
 
